--- a/初二新练习册/初二秋季新练习册/原始版本/第四讲 物态变化（一）.docx
+++ b/初二新练习册/初二秋季新练习册/原始版本/第四讲 物态变化（一）.docx
@@ -4,14 +4,12 @@
   <w:body>
     <w:p>
       <w:pPr>
+        <w:numPr>
+          <w:ilvl w:val="0"/>
+          <w:numId w:val="1"/>
+        </w:numPr>
         <w:spacing w:line="360" w:lineRule="auto"/>
         <w:jc w:val="center"/>
-        <w:rPr>
-          <w:rFonts w:hint="default" w:eastAsia="新宋体"/>
-          <w:lang w:val="en-US" w:eastAsia="zh-CN"/>
-        </w:rPr>
-      </w:pPr>
-      <w:r>
         <w:rPr>
           <w:rFonts w:hint="eastAsia" w:ascii="Times New Roman" w:hAnsi="Times New Roman" w:eastAsia="新宋体"/>
           <w:b/>
@@ -19,7 +17,55 @@
           <w:szCs w:val="30"/>
           <w:lang w:val="en-US" w:eastAsia="zh-CN"/>
         </w:rPr>
-        <w:t>第四讲 物态变化（一）</w:t>
+      </w:pPr>
+      <w:r>
+        <w:rPr>
+          <w:rFonts w:hint="eastAsia" w:ascii="Times New Roman" w:hAnsi="Times New Roman" w:eastAsia="新宋体"/>
+          <w:b/>
+          <w:sz w:val="30"/>
+          <w:szCs w:val="30"/>
+          <w:lang w:val="en-US" w:eastAsia="zh-CN"/>
+        </w:rPr>
+        <w:t>物态变化（一）</w:t>
+      </w:r>
+    </w:p>
+    <w:p>
+      <w:pPr>
+        <w:widowControl w:val="0"/>
+        <w:numPr>
+          <w:numId w:val="0"/>
+        </w:numPr>
+        <w:spacing w:line="360" w:lineRule="auto"/>
+        <w:jc w:val="center"/>
+        <w:rPr>
+          <w:rFonts w:hint="default" w:ascii="Times New Roman" w:hAnsi="Times New Roman" w:eastAsia="新宋体"/>
+          <w:b/>
+          <w:sz w:val="30"/>
+          <w:szCs w:val="30"/>
+          <w:lang w:val="en-US" w:eastAsia="zh-CN"/>
+        </w:rPr>
+      </w:pPr>
+      <w:r>
+        <w:rPr>
+          <w:rFonts w:hint="eastAsia" w:ascii="Times New Roman" w:hAnsi="Times New Roman" w:eastAsia="新宋体"/>
+          <w:b/>
+          <w:sz w:val="30"/>
+          <w:szCs w:val="30"/>
+          <w:lang w:val="en-US" w:eastAsia="zh-CN"/>
+        </w:rPr>
+        <w:t>【不准温度计增加、常规温度计加少、常见温度的估算、冰水混合物温度变化、实验减少重复、晶体与非晶体</w:t>
+      </w:r>
+      <w:bookmarkStart w:id="0" w:name="_GoBack"/>
+      <w:bookmarkEnd w:id="0"/>
+      <w:r>
+        <w:rPr>
+          <w:rFonts w:hint="eastAsia" w:ascii="Times New Roman" w:hAnsi="Times New Roman" w:eastAsia="新宋体"/>
+          <w:b/>
+          <w:sz w:val="30"/>
+          <w:szCs w:val="30"/>
+          <w:lang w:val="en-US" w:eastAsia="zh-CN"/>
+        </w:rPr>
+        <w:t>】</w:t>
       </w:r>
     </w:p>
     <w:p>
@@ -1851,12 +1897,6 @@
             <w:insideH w:val="single" w:color="000000" w:sz="0" w:space="0"/>
             <w:insideV w:val="single" w:color="000000" w:sz="0" w:space="0"/>
           </w:tblBorders>
-          <w:tblCellMar>
-            <w:top w:w="30" w:type="dxa"/>
-            <w:left w:w="30" w:type="dxa"/>
-            <w:bottom w:w="30" w:type="dxa"/>
-            <w:right w:w="30" w:type="dxa"/>
-          </w:tblCellMar>
         </w:tblPrEx>
         <w:tc>
           <w:tcPr>
@@ -3549,8 +3589,6 @@
           <w:lang w:val="en-US" w:eastAsia="zh-CN"/>
         </w:rPr>
       </w:pPr>
-      <w:bookmarkStart w:id="0" w:name="_GoBack"/>
-      <w:bookmarkEnd w:id="0"/>
       <w:r>
         <w:rPr>
           <w:rFonts w:hint="eastAsia" w:ascii="Times New Roman" w:hAnsi="Times New Roman" w:eastAsia="新宋体"/>
@@ -4143,6 +4181,7 @@
         </w:tblPrEx>
         <w:trPr>
           <w:gridAfter w:val="7"/>
+          <w:wAfter w:w="4662" w:type="dxa"/>
         </w:trPr>
         <w:tc>
           <w:tcPr>
@@ -4259,6 +4298,7 @@
         </w:tblPrEx>
         <w:trPr>
           <w:gridAfter w:val="7"/>
+          <w:wAfter w:w="4662" w:type="dxa"/>
         </w:trPr>
         <w:tc>
           <w:tcPr>
@@ -9675,6 +9715,10 @@
     <w:p>
       <w:pPr>
         <w:spacing w:line="360" w:lineRule="auto"/>
+        <w:rPr>
+          <w:rFonts w:hint="default" w:eastAsia="新宋体"/>
+          <w:lang w:val="en-US" w:eastAsia="zh-CN"/>
+        </w:rPr>
       </w:pPr>
       <w:r>
         <w:rPr>
@@ -9684,6 +9728,26 @@
           <w:szCs w:val="1"/>
         </w:rPr>
         <w:t>声明：试题解析著作权属菁优网所有，未经书面同意，不得复制发布日期：2026/5/6 15:56:32；用户：15915845059；邮箱：15915845059；学号：25300373</w:t>
+      </w:r>
+      <w:r>
+        <w:rPr>
+          <w:rFonts w:hint="eastAsia" w:ascii="Times New Roman" w:hAnsi="Times New Roman" w:eastAsia="新宋体"/>
+          <w:color w:val="FFFFFF"/>
+          <w:sz w:val="1"/>
+          <w:szCs w:val="1"/>
+          <w:lang w:eastAsia="zh-CN"/>
+        </w:rPr>
+        <w:t>【】【】</w:t>
+      </w:r>
+      <w:r>
+        <w:rPr>
+          <w:rFonts w:hint="eastAsia" w:ascii="Times New Roman" w:hAnsi="Times New Roman" w:eastAsia="新宋体"/>
+          <w:color w:val="FFFFFF"/>
+          <w:sz w:val="1"/>
+          <w:szCs w:val="1"/>
+          <w:lang w:val="en-US" w:eastAsia="zh-CN"/>
+        </w:rPr>
+        <w:t>试试</w:t>
       </w:r>
     </w:p>
     <w:sectPr>
@@ -9810,6 +9874,29 @@
 </w:ftr>
 </file>
 
+<file path=word/numbering.xml><?xml version="1.0" encoding="utf-8"?>
+<w:numbering xmlns:wpc="http://schemas.microsoft.com/office/word/2010/wordprocessingCanvas" xmlns:mc="http://schemas.openxmlformats.org/markup-compatibility/2006" xmlns:o="urn:schemas-microsoft-com:office:office" xmlns:r="http://schemas.openxmlformats.org/officeDocument/2006/relationships" xmlns:m="http://schemas.openxmlformats.org/officeDocument/2006/math" xmlns:v="urn:schemas-microsoft-com:vml" xmlns:wp14="http://schemas.microsoft.com/office/word/2010/wordprocessingDrawing" xmlns:wp="http://schemas.openxmlformats.org/drawingml/2006/wordprocessingDrawing" xmlns:w10="urn:schemas-microsoft-com:office:word" xmlns:w="http://schemas.openxmlformats.org/wordprocessingml/2006/main" xmlns:w14="http://schemas.microsoft.com/office/word/2010/wordml" xmlns:wpg="http://schemas.microsoft.com/office/word/2010/wordprocessingGroup" xmlns:wpi="http://schemas.microsoft.com/office/word/2010/wordprocessingInk" xmlns:wne="http://schemas.microsoft.com/office/word/2006/wordml" xmlns:wps="http://schemas.microsoft.com/office/word/2010/wordprocessingShape" xmlns:wpsCustomData="http://www.wps.cn/officeDocument/2013/wpsCustomData" mc:Ignorable="w14 wp14">
+  <w:abstractNum w:abstractNumId="0">
+    <w:nsid w:val="22A9BB2F"/>
+    <w:multiLevelType w:val="singleLevel"/>
+    <w:tmpl w:val="22A9BB2F"/>
+    <w:lvl w:ilvl="0" w:tentative="0">
+      <w:start w:val="4"/>
+      <w:numFmt w:val="chineseCounting"/>
+      <w:suff w:val="space"/>
+      <w:lvlText w:val="第%1讲"/>
+      <w:lvlJc w:val="left"/>
+      <w:rPr>
+        <w:rFonts w:hint="eastAsia"/>
+      </w:rPr>
+    </w:lvl>
+  </w:abstractNum>
+  <w:num w:numId="1">
+    <w:abstractNumId w:val="0"/>
+  </w:num>
+</w:numbering>
+</file>
+
 <file path=word/styles.xml><?xml version="1.0" encoding="utf-8"?>
 <w:styles xmlns:mc="http://schemas.openxmlformats.org/markup-compatibility/2006" xmlns:o="urn:schemas-microsoft-com:office:office" xmlns:r="http://schemas.openxmlformats.org/officeDocument/2006/relationships" xmlns:m="http://schemas.openxmlformats.org/officeDocument/2006/math" xmlns:v="urn:schemas-microsoft-com:vml" xmlns:w="http://schemas.openxmlformats.org/wordprocessingml/2006/main" xmlns:w14="http://schemas.microsoft.com/office/word/2010/wordml" xmlns:w10="urn:schemas-microsoft-com:office:word" xmlns:sl="http://schemas.openxmlformats.org/schemaLibrary/2006/main" xmlns:wpsCustomData="http://www.wps.cn/officeDocument/2013/wpsCustomData" mc:Ignorable="w14">
   <w:docDefaults>
@@ -9906,7 +9993,7 @@
     <w:lsdException w:uiPriority="99" w:name="Body Text Indent 2"/>
     <w:lsdException w:uiPriority="99" w:name="Body Text Indent 3"/>
     <w:lsdException w:uiPriority="99" w:name="Block Text"/>
-    <w:lsdException w:uiPriority="99" w:semiHidden="0" w:name="Hyperlink"/>
+    <w:lsdException w:qFormat="1" w:uiPriority="99" w:semiHidden="0" w:name="Hyperlink"/>
     <w:lsdException w:uiPriority="99" w:name="FollowedHyperlink"/>
     <w:lsdException w:qFormat="1" w:unhideWhenUsed="0" w:uiPriority="22" w:semiHidden="0" w:name="Strong"/>
     <w:lsdException w:qFormat="1" w:unhideWhenUsed="0" w:uiPriority="20" w:semiHidden="0" w:name="Emphasis"/>
@@ -9971,7 +10058,7 @@
     <w:lsdException w:uiPriority="99" w:name="Balloon Text"/>
     <w:lsdException w:unhideWhenUsed="0" w:uiPriority="99" w:semiHidden="0" w:name="Table Grid"/>
     <w:lsdException w:uiPriority="99" w:name="Table Theme"/>
-    <w:lsdException w:unhideWhenUsed="0" w:uiPriority="99" w:name="Placeholder Text"/>
+    <w:lsdException w:qFormat="1" w:unhideWhenUsed="0" w:uiPriority="99" w:name="Placeholder Text"/>
     <w:lsdException w:qFormat="1" w:unhideWhenUsed="0" w:uiPriority="1" w:semiHidden="0" w:name="No Spacing"/>
     <w:lsdException w:unhideWhenUsed="0" w:uiPriority="60" w:semiHidden="0" w:name="Light Shading"/>
     <w:lsdException w:unhideWhenUsed="0" w:uiPriority="61" w:semiHidden="0" w:name="Light List"/>
@@ -10194,6 +10281,7 @@
     <w:name w:val="Hyperlink"/>
     <w:basedOn w:val="8"/>
     <w:unhideWhenUsed/>
+    <w:qFormat/>
     <w:uiPriority w:val="99"/>
     <w:rPr>
       <w:color w:val="0000FF" w:themeColor="hyperlink"/>
@@ -10216,6 +10304,7 @@
     <w:basedOn w:val="8"/>
     <w:link w:val="4"/>
     <w:semiHidden/>
+    <w:qFormat/>
     <w:uiPriority w:val="99"/>
     <w:rPr>
       <w:sz w:val="18"/>
@@ -10266,6 +10355,7 @@
     <w:name w:val="无间隔 Char"/>
     <w:basedOn w:val="8"/>
     <w:link w:val="14"/>
+    <w:qFormat/>
     <w:uiPriority w:val="1"/>
     <w:rPr>
       <w:kern w:val="0"/>
@@ -10276,6 +10366,7 @@
     <w:name w:val="Placeholder Text"/>
     <w:basedOn w:val="8"/>
     <w:semiHidden/>
+    <w:qFormat/>
     <w:uiPriority w:val="99"/>
     <w:rPr>
       <w:color w:val="808080"/>
@@ -10286,10 +10377,12 @@
     <w:basedOn w:val="8"/>
     <w:link w:val="2"/>
     <w:semiHidden/>
+    <w:qFormat/>
     <w:uiPriority w:val="99"/>
   </w:style>
   <w:style w:type="paragraph" w:customStyle="1" w:styleId="18">
     <w:name w:val="_Style 17"/>
+    <w:qFormat/>
     <w:uiPriority w:val="0"/>
     <w:rPr>
       <w:rFonts w:ascii="Times New Roman" w:hAnsiTheme="minorHAnsi" w:eastAsiaTheme="minorEastAsia" w:cstheme="minorBidi"/>
